--- a/klagomål/A 63000-2025 FSC-klagomål.docx
+++ b/klagomål/A 63000-2025 FSC-klagomål.docx
@@ -672,7 +672,7 @@
     <w:r>
       <w:tab/>
       <w:tab/>
-      <w:t>2026-10-18</w:t>
+      <w:t>2026-10-19</w:t>
       <w:br/>
       <w:br/>
     </w:r>

--- a/klagomål/A 63000-2025 FSC-klagomål.docx
+++ b/klagomål/A 63000-2025 FSC-klagomål.docx
@@ -672,7 +672,7 @@
     <w:r>
       <w:tab/>
       <w:tab/>
-      <w:t>2026-10-19</w:t>
+      <w:t>2026-10-20</w:t>
       <w:br/>
       <w:br/>
     </w:r>

--- a/klagomål/A 63000-2025 FSC-klagomål.docx
+++ b/klagomål/A 63000-2025 FSC-klagomål.docx
@@ -672,7 +672,7 @@
     <w:r>
       <w:tab/>
       <w:tab/>
-      <w:t>2026-10-20</w:t>
+      <w:t>2026-10-21</w:t>
       <w:br/>
       <w:br/>
     </w:r>

--- a/klagomål/A 63000-2025 FSC-klagomål.docx
+++ b/klagomål/A 63000-2025 FSC-klagomål.docx
@@ -672,7 +672,7 @@
     <w:r>
       <w:tab/>
       <w:tab/>
-      <w:t>2026-10-21</w:t>
+      <w:t>2026-10-22</w:t>
       <w:br/>
       <w:br/>
     </w:r>

--- a/klagomål/A 63000-2025 FSC-klagomål.docx
+++ b/klagomål/A 63000-2025 FSC-klagomål.docx
@@ -672,7 +672,7 @@
     <w:r>
       <w:tab/>
       <w:tab/>
-      <w:t>2026-10-22</w:t>
+      <w:t>2026-10-23</w:t>
       <w:br/>
       <w:br/>
     </w:r>

--- a/klagomål/A 63000-2025 FSC-klagomål.docx
+++ b/klagomål/A 63000-2025 FSC-klagomål.docx
@@ -672,7 +672,7 @@
     <w:r>
       <w:tab/>
       <w:tab/>
-      <w:t>2026-10-23</w:t>
+      <w:t>2026-10-24</w:t>
       <w:br/>
       <w:br/>
     </w:r>

--- a/klagomål/A 63000-2025 FSC-klagomål.docx
+++ b/klagomål/A 63000-2025 FSC-klagomål.docx
@@ -672,7 +672,7 @@
     <w:r>
       <w:tab/>
       <w:tab/>
-      <w:t>2026-10-24</w:t>
+      <w:t>2026-10-25</w:t>
       <w:br/>
       <w:br/>
     </w:r>

--- a/klagomål/A 63000-2025 FSC-klagomål.docx
+++ b/klagomål/A 63000-2025 FSC-klagomål.docx
@@ -672,7 +672,7 @@
     <w:r>
       <w:tab/>
       <w:tab/>
-      <w:t>2026-10-25</w:t>
+      <w:t>2026-10-26</w:t>
       <w:br/>
       <w:br/>
     </w:r>

--- a/klagomål/A 63000-2025 FSC-klagomål.docx
+++ b/klagomål/A 63000-2025 FSC-klagomål.docx
@@ -672,7 +672,7 @@
     <w:r>
       <w:tab/>
       <w:tab/>
-      <w:t>2026-10-26</w:t>
+      <w:t>2026-10-27</w:t>
       <w:br/>
       <w:br/>
     </w:r>

--- a/klagomål/A 63000-2025 FSC-klagomål.docx
+++ b/klagomål/A 63000-2025 FSC-klagomål.docx
@@ -672,7 +672,7 @@
     <w:r>
       <w:tab/>
       <w:tab/>
-      <w:t>2026-10-27</w:t>
+      <w:t>2026-10-28</w:t>
       <w:br/>
       <w:br/>
     </w:r>

--- a/klagomål/A 63000-2025 FSC-klagomål.docx
+++ b/klagomål/A 63000-2025 FSC-klagomål.docx
@@ -178,7 +178,7 @@
       <w:r>
         <w:drawing>
           <wp:inline xmlns:a="http://schemas.openxmlformats.org/drawingml/2006/main" xmlns:pic="http://schemas.openxmlformats.org/drawingml/2006/picture">
-            <wp:extent cx="5486400" cy="5183579"/>
+            <wp:extent cx="5486400" cy="5028480"/>
             <wp:docPr id="1" name="Picture 1"/>
             <wp:cNvGraphicFramePr>
               <a:graphicFrameLocks noChangeAspect="1"/>
@@ -199,7 +199,7 @@
                   <pic:spPr>
                     <a:xfrm>
                       <a:off x="0" y="0"/>
-                      <a:ext cx="5486400" cy="5183579"/>
+                      <a:ext cx="5486400" cy="5028480"/>
                     </a:xfrm>
                     <a:prstGeom prst="rect"/>
                   </pic:spPr>
@@ -216,12 +216,12 @@
         <w:spacing w:after="240"/>
       </w:pPr>
       <w:r>
-        <w:t>Figur 1. Fyndplatser för naturvårdsarter i avverkningsanmälan. Markörer utan svart kant är placerade på fyndplatsen. Markörer med svart kant är placerade vid sidan av fyndplatsen och har ett svart streck som visar fyndplatsens exakta position. Kartans mittpunktskoordinat är N 6419467, E 722799 i SWEREF 99 TM.</w:t>
+        <w:t>Figur 1. Fyndplatser för naturvårdsarter i och inom 24 meter från avverkningsanmälan. Markörer utan svart kant är placerade på fyndplatsen. Markörer med svart kant är placerade vid sidan av fyndplatsen och har ett svart streck som visar fyndplatsens exakta position. Kartans mittpunktskoordinat är N 6419467, E 722799 i SWEREF 99 TM.</w:t>
       </w:r>
     </w:p>
     <w:p>
       <w:r>
-        <w:t>I avverkningsanmälan finns fynd av 2 naturvårdsarter, varav 1 är rödlistad, 1 är typisk (T) och 1 är signalart (S): blå slemspindling (NT, T) och anisspindling (S). Se Figur 1.</w:t>
+        <w:t>I och inom 24 meter från avverkningsanmälan finns fynd av 4 naturvårdsarter, varav 3 är rödlistade, 1 är typisk (T) och 1 är signalart (S): blå slemspindling (NT, T), odörspindling (NT), orangepudrad klotterlav (NT) och anisspindling (S). Se Figur 1.</w:t>
       </w:r>
     </w:p>
     <w:p>
@@ -265,6 +265,28 @@
       </w:r>
       <w:r>
         <w:t>(SLU Artdatabanken, 2026; Nitare &amp; Skogsstyrelsen, 2019).</w:t>
+      </w:r>
+    </w:p>
+    <w:p>
+      <w:r>
+        <w:rPr>
+          <w:b/>
+        </w:rPr>
+        <w:t>Odörspindling (NT)</w:t>
+      </w:r>
+      <w:r>
+        <w:t xml:space="preserve"> bildar mykorrhiza med gran och tall i örtrik kalkbarrskog. Den uppträder huvudsakligen i äldre barrskogar så kallade ”bondeskogar” med en lång trädkontinuitet. Minskningstakten uppgår till 15 % inom 50 år och bedöms vara nära gränsvärdet för Sårbar (VU). (A2c+3c+4c). Virkesrika, äldre barrskogar med hög bonitet, på bättre jordar är en bristvara i befintliga, skyddade områden i Sverige och fler örtrika barrskogar med trädkontinuitet måste skyddas i större utsträckning än vad som tidigare gjorts. Områden med odörspindling bör inte gallras eller plockhuggas om inte huggningen efterföljs av skogsbete (SLU Artdatabanken, 2024).</w:t>
+      </w:r>
+    </w:p>
+    <w:p>
+      <w:r>
+        <w:rPr>
+          <w:b/>
+        </w:rPr>
+        <w:t>Orangepudrad klotterlav (NT)</w:t>
+      </w:r>
+      <w:r>
+        <w:t xml:space="preserve"> växer på ved och bark av bok, men även andra lövträd, i skogar och bryn med hög luftfuktighet. Arten förekommer mest i fuktiga och skuggiga, slutna skogar, raviner och branter, oftast på mycket gamla, helt eller delvis döda träd med blottad ved. Den kan även finnas på lite öppnare lokaler men är bunden till skog och lövängar med lång kontinuitet. I Mellansverige växer den i gamla ädellövsskogar med hög luftfuktighet vid basen av lövträd. Arten växer ofta tillsammans med flera andra rödlistade lavar. På lokaler med arten får inte ljus- och fuktighetsförhållanden ändras eller den skogliga kontinuiteten brytas (SLU Artdatabanken, 2026).</w:t>
       </w:r>
     </w:p>
     <w:p>
@@ -357,7 +379,7 @@
         <w:rPr>
           <w:i/>
         </w:rPr>
-        <w:t>I det avverkningsanmälda skogsområdet har 2 naturvårdsarter varav 1 rödlistade arter sina livsmiljöer och växtplatser.</w:t>
+        <w:t>I det avverkningsanmälda skogsområdet har 4 naturvårdsarter varav 3 rödlistade arter sina livsmiljöer och växtplatser.</w:t>
       </w:r>
     </w:p>
     <w:p>
@@ -672,7 +694,7 @@
     <w:r>
       <w:tab/>
       <w:tab/>
-      <w:t>2026-10-28</w:t>
+      <w:t>2026-10-29</w:t>
       <w:br/>
       <w:br/>
     </w:r>

--- a/klagomål/A 63000-2025 FSC-klagomål.docx
+++ b/klagomål/A 63000-2025 FSC-klagomål.docx
@@ -694,7 +694,7 @@
     <w:r>
       <w:tab/>
       <w:tab/>
-      <w:t>2026-10-29</w:t>
+      <w:t>2026-10-31</w:t>
       <w:br/>
       <w:br/>
     </w:r>
